--- a/MB Campaign Landing-Page enhaced requirents.docx
+++ b/MB Campaign Landing-Page enhaced requirents.docx
@@ -1472,17 +1472,7 @@
           <w:sz w:val="20"/>
           <w:szCs w:val="20"/>
         </w:rPr>
-        <w:t xml:space="preserve"> Full Name (Single box with example: John Smith William</w:t>
-      </w:r>
-      <w:r>
-        <w:rPr>
-          <w:rFonts w:ascii="Century Gothic" w:hAnsi="Century Gothic"/>
-          <w:b/>
-          <w:bCs/>
-          <w:sz w:val="20"/>
-          <w:szCs w:val="20"/>
-        </w:rPr>
-        <w:t>)</w:t>
+        <w:t xml:space="preserve"> Full Name (Single box with example: John Smith William)</w:t>
       </w:r>
     </w:p>
     <w:p>
@@ -1684,17 +1674,7 @@
           <w:sz w:val="20"/>
           <w:szCs w:val="20"/>
         </w:rPr>
-        <w:t xml:space="preserve"> … </w:t>
-      </w:r>
-      <w:r>
-        <w:rPr>
-          <w:rFonts w:ascii="Century Gothic" w:hAnsi="Century Gothic"/>
-          <w:b/>
-          <w:bCs/>
-          <w:sz w:val="20"/>
-          <w:szCs w:val="20"/>
-        </w:rPr>
-        <w:t>with search input at the top</w:t>
+        <w:t xml:space="preserve"> … with search input at the top</w:t>
       </w:r>
       <w:r>
         <w:rPr>
@@ -1800,17 +1780,7 @@
           <w:sz w:val="20"/>
           <w:szCs w:val="20"/>
         </w:rPr>
-        <w:t xml:space="preserve"> Piazza … </w:t>
-      </w:r>
-      <w:r>
-        <w:rPr>
-          <w:rFonts w:ascii="Century Gothic" w:hAnsi="Century Gothic"/>
-          <w:b/>
-          <w:bCs/>
-          <w:sz w:val="20"/>
-          <w:szCs w:val="20"/>
-        </w:rPr>
-        <w:t>with search input at the top</w:t>
+        <w:t xml:space="preserve"> Piazza … with search input at the top</w:t>
       </w:r>
       <w:r>
         <w:rPr>
@@ -3178,6 +3148,7 @@
           <w:rFonts w:ascii="Century Gothic" w:hAnsi="Century Gothic"/>
           <w:b/>
           <w:bCs/>
+          <w:color w:val="EE0000"/>
           <w:sz w:val="20"/>
           <w:szCs w:val="20"/>
         </w:rPr>
@@ -3188,6 +3159,7 @@
         <w:spacing w:before="120" w:after="200" w:line="360" w:lineRule="auto"/>
         <w:rPr>
           <w:rFonts w:ascii="Century Gothic" w:hAnsi="Century Gothic"/>
+          <w:color w:val="EE0000"/>
         </w:rPr>
       </w:pPr>
       <w:r>
@@ -3195,7 +3167,7 @@
           <w:rFonts w:ascii="Century Gothic" w:hAnsi="Century Gothic"/>
           <w:i/>
           <w:iCs/>
-          <w:color w:val="5B5449"/>
+          <w:color w:val="EE0000"/>
           <w:sz w:val="19"/>
           <w:szCs w:val="19"/>
         </w:rPr>
@@ -3207,7 +3179,7 @@
           <w:rFonts w:ascii="Century Gothic" w:hAnsi="Century Gothic"/>
           <w:i/>
           <w:iCs/>
-          <w:color w:val="5B5449"/>
+          <w:color w:val="EE0000"/>
           <w:sz w:val="19"/>
           <w:szCs w:val="19"/>
         </w:rPr>
@@ -3219,11 +3191,36 @@
           <w:rFonts w:ascii="Century Gothic" w:hAnsi="Century Gothic"/>
           <w:i/>
           <w:iCs/>
-          <w:color w:val="5B5449"/>
+          <w:color w:val="EE0000"/>
           <w:sz w:val="19"/>
           <w:szCs w:val="19"/>
         </w:rPr>
         <w:t xml:space="preserve"> fields, matching the pre-existing "Yes" behavior on Question 1. Please confirm this is the intended treatment for that segment.</w:t>
+      </w:r>
+      <w:r>
+        <w:rPr>
+          <w:rFonts w:ascii="Century Gothic" w:hAnsi="Century Gothic"/>
+          <w:i/>
+          <w:iCs/>
+          <w:color w:val="EE0000"/>
+          <w:sz w:val="19"/>
+          <w:szCs w:val="19"/>
+        </w:rPr>
+        <w:t xml:space="preserve"> </w:t>
+      </w:r>
+      <w:r>
+        <w:rPr>
+          <w:rFonts w:ascii="Nyala" w:hAnsi="Nyala" w:cs="Nyala"/>
+          <w:b/>
+          <w:bCs/>
+          <w:i/>
+          <w:iCs/>
+          <w:color w:val="EE0000"/>
+          <w:sz w:val="44"/>
+          <w:szCs w:val="44"/>
+          <w:lang w:val="am-ET"/>
+        </w:rPr>
+        <w:t>አልገባኝም</w:t>
       </w:r>
     </w:p>
     <w:sectPr>
@@ -4000,6 +3997,7 @@
   <w:style w:type="character" w:default="1" w:styleId="DefaultParagraphFont">
     <w:name w:val="Default Paragraph Font"/>
     <w:uiPriority w:val="1"/>
+    <w:semiHidden/>
     <w:unhideWhenUsed/>
   </w:style>
   <w:style w:type="table" w:default="1" w:styleId="TableNormal">
